--- a/03-Communication-and-Teamwork/Meetings/Minutes/Team-Meetings/Meeting Minutes 2025-04-15 (Team).docx
+++ b/03-Communication-and-Teamwork/Meetings/Minutes/Team-Meetings/Meeting Minutes 2025-04-15 (Team).docx
@@ -285,7 +285,7 @@
           <w:p>
             <w:pPr>
               <w:rPr>
-                <w:rFonts w:ascii="Calibri" w:hAnsi="Calibri" w:cs="Calibri"/>
+                <w:rFonts w:ascii="Calibri" w:eastAsia="Calibri" w:hAnsi="Calibri" w:cs="Calibri"/>
               </w:rPr>
             </w:pPr>
             <w:r>
@@ -298,9 +298,11 @@
             </w:r>
             <w:r>
               <w:rPr>
-                <w:rFonts w:ascii="Calibri" w:hAnsi="Calibri" w:cs="Calibri"/>
-              </w:rPr>
-              <w:t>Voice Call</w:t>
+                <w:rFonts w:ascii="Calibri" w:eastAsia="Calibri" w:hAnsi="Calibri" w:cs="Calibri"/>
+                <w:color w:val="000000" w:themeColor="text1"/>
+                <w:lang w:val="en-US"/>
+              </w:rPr>
+              <w:t>Online (Discord)</w:t>
             </w:r>
           </w:p>
         </w:tc>
@@ -1348,7 +1350,13 @@
               <w:rPr>
                 <w:rFonts w:ascii="Calibri" w:hAnsi="Calibri" w:cs="Calibri"/>
               </w:rPr>
-              <w:t>Rate issues and/or concerns</w:t>
+              <w:t>Raise</w:t>
+            </w:r>
+            <w:r>
+              <w:rPr>
+                <w:rFonts w:ascii="Calibri" w:hAnsi="Calibri" w:cs="Calibri"/>
+              </w:rPr>
+              <w:t xml:space="preserve"> issues and/or concerns</w:t>
             </w:r>
           </w:p>
         </w:tc>
@@ -3174,7 +3182,7 @@
         <w:noProof/>
       </w:rPr>
       <w:drawing>
-        <wp:anchor distT="0" distB="0" distL="114300" distR="114300" simplePos="0" relativeHeight="251657728" behindDoc="0" locked="0" layoutInCell="1" allowOverlap="1" wp14:anchorId="266BE48D" wp14:editId="52CAF934">
+        <wp:anchor distT="0" distB="0" distL="114300" distR="114300" simplePos="0" relativeHeight="251658240" behindDoc="0" locked="0" layoutInCell="1" allowOverlap="1" wp14:anchorId="266BE48D" wp14:editId="52CAF934">
           <wp:simplePos x="0" y="0"/>
           <wp:positionH relativeFrom="column">
             <wp:posOffset>-732155</wp:posOffset>
@@ -7126,7 +7134,7 @@
       </w:tcPr>
     </w:tblStylePr>
   </w:style>
-  <w:style w:type="table" w:styleId="GridTable1LightAccent2">
+  <w:style w:type="table" w:styleId="GridTable1Light-Accent2">
     <w:name w:val="Grid Table 1 Light Accent 2"/>
     <w:basedOn w:val="TableNormal"/>
     <w:uiPriority w:val="99"/>
@@ -9856,7 +9864,7 @@
       </w:tcPr>
     </w:tblStylePr>
   </w:style>
-  <w:style w:type="table" w:styleId="GridTable6Colourful">
+  <w:style w:type="table" w:styleId="GridTable6Colorful">
     <w:name w:val="Grid Table 6 Colorful"/>
     <w:basedOn w:val="TableNormal"/>
     <w:uiPriority w:val="99"/>
@@ -9927,7 +9935,7 @@
       </w:rPr>
     </w:tblStylePr>
   </w:style>
-  <w:style w:type="table" w:styleId="GridTable6ColourfulAccent1">
+  <w:style w:type="table" w:styleId="GridTable6Colorful-Accent1">
     <w:name w:val="Grid Table 6 Colorful Accent 1"/>
     <w:basedOn w:val="TableNormal"/>
     <w:uiPriority w:val="99"/>
@@ -9998,7 +10006,7 @@
       </w:rPr>
     </w:tblStylePr>
   </w:style>
-  <w:style w:type="table" w:styleId="GridTable6ColourfulAccent2">
+  <w:style w:type="table" w:styleId="GridTable6Colorful-Accent2">
     <w:name w:val="Grid Table 6 Colorful Accent 2"/>
     <w:basedOn w:val="TableNormal"/>
     <w:uiPriority w:val="99"/>
@@ -10069,7 +10077,7 @@
       </w:rPr>
     </w:tblStylePr>
   </w:style>
-  <w:style w:type="table" w:styleId="GridTable6ColourfulAccent3">
+  <w:style w:type="table" w:styleId="GridTable6Colorful-Accent3">
     <w:name w:val="Grid Table 6 Colorful Accent 3"/>
     <w:basedOn w:val="TableNormal"/>
     <w:uiPriority w:val="99"/>
@@ -10140,7 +10148,7 @@
       </w:rPr>
     </w:tblStylePr>
   </w:style>
-  <w:style w:type="table" w:styleId="GridTable6ColourfulAccent4">
+  <w:style w:type="table" w:styleId="GridTable6Colorful-Accent4">
     <w:name w:val="Grid Table 6 Colorful Accent 4"/>
     <w:basedOn w:val="TableNormal"/>
     <w:uiPriority w:val="99"/>
@@ -10211,7 +10219,7 @@
       </w:rPr>
     </w:tblStylePr>
   </w:style>
-  <w:style w:type="table" w:styleId="GridTable6ColourfulAccent5">
+  <w:style w:type="table" w:styleId="GridTable6Colorful-Accent5">
     <w:name w:val="Grid Table 6 Colorful Accent 5"/>
     <w:basedOn w:val="TableNormal"/>
     <w:uiPriority w:val="99"/>
@@ -10282,7 +10290,7 @@
       </w:rPr>
     </w:tblStylePr>
   </w:style>
-  <w:style w:type="table" w:styleId="GridTable6ColourfulAccent6">
+  <w:style w:type="table" w:styleId="GridTable6Colorful-Accent6">
     <w:name w:val="Grid Table 6 Colorful Accent 6"/>
     <w:basedOn w:val="TableNormal"/>
     <w:uiPriority w:val="99"/>
@@ -10353,7 +10361,7 @@
       </w:rPr>
     </w:tblStylePr>
   </w:style>
-  <w:style w:type="table" w:styleId="GridTable7Colourful">
+  <w:style w:type="table" w:styleId="GridTable7Colorful">
     <w:name w:val="Grid Table 7 Colorful"/>
     <w:basedOn w:val="TableNormal"/>
     <w:uiPriority w:val="99"/>
@@ -10467,7 +10475,7 @@
       </w:rPr>
     </w:tblStylePr>
   </w:style>
-  <w:style w:type="table" w:styleId="GridTable7ColourfulAccent1">
+  <w:style w:type="table" w:styleId="GridTable7Colorful-Accent1">
     <w:name w:val="Grid Table 7 Colorful Accent 1"/>
     <w:basedOn w:val="TableNormal"/>
     <w:uiPriority w:val="99"/>
@@ -10581,7 +10589,7 @@
       </w:rPr>
     </w:tblStylePr>
   </w:style>
-  <w:style w:type="table" w:styleId="GridTable7ColourfulAccent2">
+  <w:style w:type="table" w:styleId="GridTable7Colorful-Accent2">
     <w:name w:val="Grid Table 7 Colorful Accent 2"/>
     <w:basedOn w:val="TableNormal"/>
     <w:uiPriority w:val="99"/>
@@ -10695,7 +10703,7 @@
       </w:rPr>
     </w:tblStylePr>
   </w:style>
-  <w:style w:type="table" w:styleId="GridTable7ColourfulAccent3">
+  <w:style w:type="table" w:styleId="GridTable7Colorful-Accent3">
     <w:name w:val="Grid Table 7 Colorful Accent 3"/>
     <w:basedOn w:val="TableNormal"/>
     <w:uiPriority w:val="99"/>
@@ -10809,7 +10817,7 @@
       </w:rPr>
     </w:tblStylePr>
   </w:style>
-  <w:style w:type="table" w:styleId="GridTable7ColourfulAccent4">
+  <w:style w:type="table" w:styleId="GridTable7Colorful-Accent4">
     <w:name w:val="Grid Table 7 Colorful Accent 4"/>
     <w:basedOn w:val="TableNormal"/>
     <w:uiPriority w:val="99"/>
@@ -10923,7 +10931,7 @@
       </w:rPr>
     </w:tblStylePr>
   </w:style>
-  <w:style w:type="table" w:styleId="GridTable7ColourfulAccent5">
+  <w:style w:type="table" w:styleId="GridTable7Colorful-Accent5">
     <w:name w:val="Grid Table 7 Colorful Accent 5"/>
     <w:basedOn w:val="TableNormal"/>
     <w:uiPriority w:val="99"/>
@@ -11037,7 +11045,7 @@
       </w:rPr>
     </w:tblStylePr>
   </w:style>
-  <w:style w:type="table" w:styleId="GridTable7ColourfulAccent6">
+  <w:style w:type="table" w:styleId="GridTable7Colorful-Accent6">
     <w:name w:val="Grid Table 7 Colorful Accent 6"/>
     <w:basedOn w:val="TableNormal"/>
     <w:uiPriority w:val="99"/>
@@ -13902,7 +13910,7 @@
       </w:tcPr>
     </w:tblStylePr>
   </w:style>
-  <w:style w:type="table" w:styleId="ListTable6Colourful">
+  <w:style w:type="table" w:styleId="ListTable6Colorful">
     <w:name w:val="List Table 6 Colorful"/>
     <w:basedOn w:val="TableNormal"/>
     <w:uiPriority w:val="99"/>
@@ -13975,7 +13983,7 @@
       </w:rPr>
     </w:tblStylePr>
   </w:style>
-  <w:style w:type="table" w:styleId="ListTable6ColourfulAccent1">
+  <w:style w:type="table" w:styleId="ListTable6Colorful-Accent1">
     <w:name w:val="List Table 6 Colorful Accent 1"/>
     <w:basedOn w:val="TableNormal"/>
     <w:uiPriority w:val="99"/>
@@ -14048,7 +14056,7 @@
       </w:rPr>
     </w:tblStylePr>
   </w:style>
-  <w:style w:type="table" w:styleId="ListTable6ColourfulAccent2">
+  <w:style w:type="table" w:styleId="ListTable6Colorful-Accent2">
     <w:name w:val="List Table 6 Colorful Accent 2"/>
     <w:basedOn w:val="TableNormal"/>
     <w:uiPriority w:val="99"/>
@@ -14121,7 +14129,7 @@
       </w:rPr>
     </w:tblStylePr>
   </w:style>
-  <w:style w:type="table" w:styleId="ListTable6ColourfulAccent3">
+  <w:style w:type="table" w:styleId="ListTable6Colorful-Accent3">
     <w:name w:val="List Table 6 Colorful Accent 3"/>
     <w:basedOn w:val="TableNormal"/>
     <w:uiPriority w:val="99"/>
@@ -14194,7 +14202,7 @@
       </w:rPr>
     </w:tblStylePr>
   </w:style>
-  <w:style w:type="table" w:styleId="ListTable6ColourfulAccent4">
+  <w:style w:type="table" w:styleId="ListTable6Colorful-Accent4">
     <w:name w:val="List Table 6 Colorful Accent 4"/>
     <w:basedOn w:val="TableNormal"/>
     <w:uiPriority w:val="99"/>
@@ -14267,7 +14275,7 @@
       </w:rPr>
     </w:tblStylePr>
   </w:style>
-  <w:style w:type="table" w:styleId="ListTable6ColourfulAccent5">
+  <w:style w:type="table" w:styleId="ListTable6Colorful-Accent5">
     <w:name w:val="List Table 6 Colorful Accent 5"/>
     <w:basedOn w:val="TableNormal"/>
     <w:uiPriority w:val="99"/>
@@ -14340,7 +14348,7 @@
       </w:rPr>
     </w:tblStylePr>
   </w:style>
-  <w:style w:type="table" w:styleId="ListTable6ColourfulAccent6">
+  <w:style w:type="table" w:styleId="ListTable6Colorful-Accent6">
     <w:name w:val="List Table 6 Colorful Accent 6"/>
     <w:basedOn w:val="TableNormal"/>
     <w:uiPriority w:val="99"/>
@@ -14413,7 +14421,7 @@
       </w:rPr>
     </w:tblStylePr>
   </w:style>
-  <w:style w:type="table" w:styleId="ListTable7Colourful">
+  <w:style w:type="table" w:styleId="ListTable7Colorful">
     <w:name w:val="List Table 7 Colorful"/>
     <w:basedOn w:val="TableNormal"/>
     <w:uiPriority w:val="99"/>
@@ -14524,7 +14532,7 @@
       </w:rPr>
     </w:tblStylePr>
   </w:style>
-  <w:style w:type="table" w:styleId="ListTable7ColourfulAccent1">
+  <w:style w:type="table" w:styleId="ListTable7Colorful-Accent1">
     <w:name w:val="List Table 7 Colorful Accent 1"/>
     <w:basedOn w:val="TableNormal"/>
     <w:uiPriority w:val="99"/>
@@ -14635,7 +14643,7 @@
       </w:rPr>
     </w:tblStylePr>
   </w:style>
-  <w:style w:type="table" w:styleId="ListTable7ColourfulAccent2">
+  <w:style w:type="table" w:styleId="ListTable7Colorful-Accent2">
     <w:name w:val="List Table 7 Colorful Accent 2"/>
     <w:basedOn w:val="TableNormal"/>
     <w:uiPriority w:val="99"/>
@@ -14746,7 +14754,7 @@
       </w:rPr>
     </w:tblStylePr>
   </w:style>
-  <w:style w:type="table" w:styleId="ListTable7ColourfulAccent3">
+  <w:style w:type="table" w:styleId="ListTable7Colorful-Accent3">
     <w:name w:val="List Table 7 Colorful Accent 3"/>
     <w:basedOn w:val="TableNormal"/>
     <w:uiPriority w:val="99"/>
@@ -14857,7 +14865,7 @@
       </w:rPr>
     </w:tblStylePr>
   </w:style>
-  <w:style w:type="table" w:styleId="ListTable7ColourfulAccent4">
+  <w:style w:type="table" w:styleId="ListTable7Colorful-Accent4">
     <w:name w:val="List Table 7 Colorful Accent 4"/>
     <w:basedOn w:val="TableNormal"/>
     <w:uiPriority w:val="99"/>
@@ -14968,7 +14976,7 @@
       </w:rPr>
     </w:tblStylePr>
   </w:style>
-  <w:style w:type="table" w:styleId="ListTable7ColourfulAccent5">
+  <w:style w:type="table" w:styleId="ListTable7Colorful-Accent5">
     <w:name w:val="List Table 7 Colorful Accent 5"/>
     <w:basedOn w:val="TableNormal"/>
     <w:uiPriority w:val="99"/>
@@ -15079,7 +15087,7 @@
       </w:rPr>
     </w:tblStylePr>
   </w:style>
-  <w:style w:type="table" w:styleId="ListTable7ColourfulAccent6">
+  <w:style w:type="table" w:styleId="ListTable7Colorful-Accent6">
     <w:name w:val="List Table 7 Colorful Accent 6"/>
     <w:basedOn w:val="TableNormal"/>
     <w:uiPriority w:val="99"/>

--- a/03-Communication-and-Teamwork/Meetings/Minutes/Team-Meetings/Meeting Minutes 2025-04-15 (Team).docx
+++ b/03-Communication-and-Teamwork/Meetings/Minutes/Team-Meetings/Meeting Minutes 2025-04-15 (Team).docx
@@ -4,13 +4,6 @@
   <w:body>
     <w:p>
       <w:pPr>
-        <w:rPr>
-          <w:rFonts w:ascii="Calibri" w:hAnsi="Calibri" w:cs="Calibri"/>
-        </w:rPr>
-      </w:pPr>
-    </w:p>
-    <w:p>
-      <w:pPr>
         <w:jc w:val="center"/>
         <w:rPr>
           <w:rFonts w:ascii="Calibri" w:hAnsi="Calibri" w:cs="Calibri"/>
@@ -21,8 +14,16 @@
         <w:rPr>
           <w:rFonts w:ascii="Calibri" w:hAnsi="Calibri" w:cs="Calibri"/>
           <w:b/>
+          <w:bCs/>
         </w:rPr>
-        <w:t>Mentor / Client Meeting</w:t>
+        <w:t>Team</w:t>
+      </w:r>
+      <w:r>
+        <w:rPr>
+          <w:rFonts w:ascii="Calibri" w:hAnsi="Calibri" w:cs="Calibri"/>
+          <w:b/>
+        </w:rPr>
+        <w:t xml:space="preserve"> Meeting</w:t>
       </w:r>
     </w:p>
     <w:p>
@@ -302,7 +303,7 @@
                 <w:color w:val="000000" w:themeColor="text1"/>
                 <w:lang w:val="en-US"/>
               </w:rPr>
-              <w:t>Online (Discord)</w:t>
+              <w:t>Online</w:t>
             </w:r>
           </w:p>
         </w:tc>
@@ -476,7 +477,14 @@
                 <w:rFonts w:ascii="Calibri" w:hAnsi="Calibri" w:cs="Calibri"/>
                 <w:bCs/>
               </w:rPr>
-              <w:t>1.0</w:t>
+              <w:t>1.</w:t>
+            </w:r>
+            <w:r>
+              <w:rPr>
+                <w:rFonts w:ascii="Calibri" w:hAnsi="Calibri" w:cs="Calibri"/>
+                <w:bCs/>
+              </w:rPr>
+              <w:t>1</w:t>
             </w:r>
           </w:p>
         </w:tc>
@@ -592,12 +600,16 @@
             <w:pPr>
               <w:rPr>
                 <w:rFonts w:ascii="Calibri" w:hAnsi="Calibri" w:cs="Calibri"/>
+                <w:b/>
+                <w:bCs/>
                 <w:i/>
               </w:rPr>
             </w:pPr>
             <w:r>
               <w:rPr>
                 <w:rFonts w:ascii="Calibri" w:hAnsi="Calibri" w:cs="Calibri"/>
+                <w:b/>
+                <w:bCs/>
                 <w:i/>
               </w:rPr>
               <w:t>Names</w:t>
@@ -613,12 +625,16 @@
             <w:pPr>
               <w:rPr>
                 <w:rFonts w:ascii="Calibri" w:hAnsi="Calibri" w:cs="Calibri"/>
+                <w:b/>
+                <w:bCs/>
                 <w:i/>
               </w:rPr>
             </w:pPr>
             <w:r>
               <w:rPr>
                 <w:rFonts w:ascii="Calibri" w:hAnsi="Calibri" w:cs="Calibri"/>
+                <w:b/>
+                <w:bCs/>
                 <w:i/>
               </w:rPr>
               <w:t>Representing</w:t>
@@ -661,7 +677,13 @@
               <w:rPr>
                 <w:rFonts w:ascii="Calibri" w:hAnsi="Calibri" w:cs="Calibri"/>
               </w:rPr>
-              <w:t>Team Leader</w:t>
+              <w:t>Project</w:t>
+            </w:r>
+            <w:r>
+              <w:rPr>
+                <w:rFonts w:ascii="Calibri" w:hAnsi="Calibri" w:cs="Calibri"/>
+              </w:rPr>
+              <w:t xml:space="preserve"> Leader</w:t>
             </w:r>
           </w:p>
         </w:tc>
@@ -700,7 +722,13 @@
               <w:rPr>
                 <w:rFonts w:ascii="Calibri" w:hAnsi="Calibri" w:cs="Calibri"/>
               </w:rPr>
-              <w:t>Team Member</w:t>
+              <w:t>Project</w:t>
+            </w:r>
+            <w:r>
+              <w:rPr>
+                <w:rFonts w:ascii="Calibri" w:hAnsi="Calibri" w:cs="Calibri"/>
+              </w:rPr>
+              <w:t xml:space="preserve"> Member</w:t>
             </w:r>
           </w:p>
         </w:tc>
@@ -738,7 +766,13 @@
               <w:rPr>
                 <w:rFonts w:ascii="Calibri" w:hAnsi="Calibri" w:cs="Calibri"/>
               </w:rPr>
-              <w:t>Team Member</w:t>
+              <w:t>Project</w:t>
+            </w:r>
+            <w:r>
+              <w:rPr>
+                <w:rFonts w:ascii="Calibri" w:hAnsi="Calibri" w:cs="Calibri"/>
+              </w:rPr>
+              <w:t xml:space="preserve"> Member</w:t>
             </w:r>
           </w:p>
         </w:tc>
@@ -776,7 +810,13 @@
               <w:rPr>
                 <w:rFonts w:ascii="Calibri" w:hAnsi="Calibri" w:cs="Calibri"/>
               </w:rPr>
-              <w:t>Team Member</w:t>
+              <w:t>Project</w:t>
+            </w:r>
+            <w:r>
+              <w:rPr>
+                <w:rFonts w:ascii="Calibri" w:hAnsi="Calibri" w:cs="Calibri"/>
+              </w:rPr>
+              <w:t xml:space="preserve"> Member</w:t>
             </w:r>
           </w:p>
         </w:tc>
@@ -814,7 +854,13 @@
               <w:rPr>
                 <w:rFonts w:ascii="Calibri" w:hAnsi="Calibri" w:cs="Calibri"/>
               </w:rPr>
-              <w:t>Team Member</w:t>
+              <w:t>Project</w:t>
+            </w:r>
+            <w:r>
+              <w:rPr>
+                <w:rFonts w:ascii="Calibri" w:hAnsi="Calibri" w:cs="Calibri"/>
+              </w:rPr>
+              <w:t xml:space="preserve"> Member</w:t>
             </w:r>
           </w:p>
         </w:tc>
@@ -852,7 +898,13 @@
               <w:rPr>
                 <w:rFonts w:ascii="Calibri" w:hAnsi="Calibri" w:cs="Calibri"/>
               </w:rPr>
-              <w:t>Team Member</w:t>
+              <w:t>Project</w:t>
+            </w:r>
+            <w:r>
+              <w:rPr>
+                <w:rFonts w:ascii="Calibri" w:hAnsi="Calibri" w:cs="Calibri"/>
+              </w:rPr>
+              <w:t xml:space="preserve"> Member</w:t>
             </w:r>
           </w:p>
         </w:tc>
@@ -890,7 +942,13 @@
               <w:rPr>
                 <w:rFonts w:ascii="Calibri" w:hAnsi="Calibri" w:cs="Calibri"/>
               </w:rPr>
-              <w:t>Team Member</w:t>
+              <w:t>Project</w:t>
+            </w:r>
+            <w:r>
+              <w:rPr>
+                <w:rFonts w:ascii="Calibri" w:hAnsi="Calibri" w:cs="Calibri"/>
+              </w:rPr>
+              <w:t xml:space="preserve"> Member</w:t>
             </w:r>
           </w:p>
         </w:tc>
@@ -930,12 +988,16 @@
             <w:pPr>
               <w:rPr>
                 <w:rFonts w:ascii="Calibri" w:hAnsi="Calibri" w:cs="Calibri"/>
+                <w:b/>
+                <w:bCs/>
                 <w:i/>
               </w:rPr>
             </w:pPr>
             <w:r>
               <w:rPr>
                 <w:rFonts w:ascii="Calibri" w:hAnsi="Calibri" w:cs="Calibri"/>
+                <w:b/>
+                <w:bCs/>
                 <w:i/>
               </w:rPr>
               <w:t>Names</w:t>
@@ -951,12 +1013,16 @@
             <w:pPr>
               <w:rPr>
                 <w:rFonts w:ascii="Calibri" w:hAnsi="Calibri" w:cs="Calibri"/>
+                <w:b/>
+                <w:bCs/>
                 <w:i/>
               </w:rPr>
             </w:pPr>
             <w:r>
               <w:rPr>
                 <w:rFonts w:ascii="Calibri" w:hAnsi="Calibri" w:cs="Calibri"/>
+                <w:b/>
+                <w:bCs/>
                 <w:i/>
               </w:rPr>
               <w:t>Representing</w:t>
@@ -1771,6 +1837,7 @@
           <w:rFonts w:ascii="Calibri" w:hAnsi="Calibri" w:cs="Calibri"/>
           <w:b/>
         </w:rPr>
+        <w:lastRenderedPageBreak/>
         <w:t>Open Action Items/Action Items from the Previous Meeting</w:t>
       </w:r>
     </w:p>
@@ -7134,7 +7201,7 @@
       </w:tcPr>
     </w:tblStylePr>
   </w:style>
-  <w:style w:type="table" w:styleId="GridTable1Light-Accent2">
+  <w:style w:type="table" w:styleId="GridTable1LightAccent2">
     <w:name w:val="Grid Table 1 Light Accent 2"/>
     <w:basedOn w:val="TableNormal"/>
     <w:uiPriority w:val="99"/>
@@ -9864,7 +9931,7 @@
       </w:tcPr>
     </w:tblStylePr>
   </w:style>
-  <w:style w:type="table" w:styleId="GridTable6Colorful">
+  <w:style w:type="table" w:styleId="GridTable6Colourful">
     <w:name w:val="Grid Table 6 Colorful"/>
     <w:basedOn w:val="TableNormal"/>
     <w:uiPriority w:val="99"/>
@@ -9935,7 +10002,7 @@
       </w:rPr>
     </w:tblStylePr>
   </w:style>
-  <w:style w:type="table" w:styleId="GridTable6Colorful-Accent1">
+  <w:style w:type="table" w:styleId="GridTable6ColourfulAccent1">
     <w:name w:val="Grid Table 6 Colorful Accent 1"/>
     <w:basedOn w:val="TableNormal"/>
     <w:uiPriority w:val="99"/>
@@ -10006,7 +10073,7 @@
       </w:rPr>
     </w:tblStylePr>
   </w:style>
-  <w:style w:type="table" w:styleId="GridTable6Colorful-Accent2">
+  <w:style w:type="table" w:styleId="GridTable6ColourfulAccent2">
     <w:name w:val="Grid Table 6 Colorful Accent 2"/>
     <w:basedOn w:val="TableNormal"/>
     <w:uiPriority w:val="99"/>
@@ -10077,7 +10144,7 @@
       </w:rPr>
     </w:tblStylePr>
   </w:style>
-  <w:style w:type="table" w:styleId="GridTable6Colorful-Accent3">
+  <w:style w:type="table" w:styleId="GridTable6ColourfulAccent3">
     <w:name w:val="Grid Table 6 Colorful Accent 3"/>
     <w:basedOn w:val="TableNormal"/>
     <w:uiPriority w:val="99"/>
@@ -10148,7 +10215,7 @@
       </w:rPr>
     </w:tblStylePr>
   </w:style>
-  <w:style w:type="table" w:styleId="GridTable6Colorful-Accent4">
+  <w:style w:type="table" w:styleId="GridTable6ColourfulAccent4">
     <w:name w:val="Grid Table 6 Colorful Accent 4"/>
     <w:basedOn w:val="TableNormal"/>
     <w:uiPriority w:val="99"/>
@@ -10219,7 +10286,7 @@
       </w:rPr>
     </w:tblStylePr>
   </w:style>
-  <w:style w:type="table" w:styleId="GridTable6Colorful-Accent5">
+  <w:style w:type="table" w:styleId="GridTable6ColourfulAccent5">
     <w:name w:val="Grid Table 6 Colorful Accent 5"/>
     <w:basedOn w:val="TableNormal"/>
     <w:uiPriority w:val="99"/>
@@ -10290,7 +10357,7 @@
       </w:rPr>
     </w:tblStylePr>
   </w:style>
-  <w:style w:type="table" w:styleId="GridTable6Colorful-Accent6">
+  <w:style w:type="table" w:styleId="GridTable6ColourfulAccent6">
     <w:name w:val="Grid Table 6 Colorful Accent 6"/>
     <w:basedOn w:val="TableNormal"/>
     <w:uiPriority w:val="99"/>
@@ -10361,7 +10428,7 @@
       </w:rPr>
     </w:tblStylePr>
   </w:style>
-  <w:style w:type="table" w:styleId="GridTable7Colorful">
+  <w:style w:type="table" w:styleId="GridTable7Colourful">
     <w:name w:val="Grid Table 7 Colorful"/>
     <w:basedOn w:val="TableNormal"/>
     <w:uiPriority w:val="99"/>
@@ -10475,7 +10542,7 @@
       </w:rPr>
     </w:tblStylePr>
   </w:style>
-  <w:style w:type="table" w:styleId="GridTable7Colorful-Accent1">
+  <w:style w:type="table" w:styleId="GridTable7ColourfulAccent1">
     <w:name w:val="Grid Table 7 Colorful Accent 1"/>
     <w:basedOn w:val="TableNormal"/>
     <w:uiPriority w:val="99"/>
@@ -10589,7 +10656,7 @@
       </w:rPr>
     </w:tblStylePr>
   </w:style>
-  <w:style w:type="table" w:styleId="GridTable7Colorful-Accent2">
+  <w:style w:type="table" w:styleId="GridTable7ColourfulAccent2">
     <w:name w:val="Grid Table 7 Colorful Accent 2"/>
     <w:basedOn w:val="TableNormal"/>
     <w:uiPriority w:val="99"/>
@@ -10703,7 +10770,7 @@
       </w:rPr>
     </w:tblStylePr>
   </w:style>
-  <w:style w:type="table" w:styleId="GridTable7Colorful-Accent3">
+  <w:style w:type="table" w:styleId="GridTable7ColourfulAccent3">
     <w:name w:val="Grid Table 7 Colorful Accent 3"/>
     <w:basedOn w:val="TableNormal"/>
     <w:uiPriority w:val="99"/>
@@ -10817,7 +10884,7 @@
       </w:rPr>
     </w:tblStylePr>
   </w:style>
-  <w:style w:type="table" w:styleId="GridTable7Colorful-Accent4">
+  <w:style w:type="table" w:styleId="GridTable7ColourfulAccent4">
     <w:name w:val="Grid Table 7 Colorful Accent 4"/>
     <w:basedOn w:val="TableNormal"/>
     <w:uiPriority w:val="99"/>
@@ -10931,7 +10998,7 @@
       </w:rPr>
     </w:tblStylePr>
   </w:style>
-  <w:style w:type="table" w:styleId="GridTable7Colorful-Accent5">
+  <w:style w:type="table" w:styleId="GridTable7ColourfulAccent5">
     <w:name w:val="Grid Table 7 Colorful Accent 5"/>
     <w:basedOn w:val="TableNormal"/>
     <w:uiPriority w:val="99"/>
@@ -11045,7 +11112,7 @@
       </w:rPr>
     </w:tblStylePr>
   </w:style>
-  <w:style w:type="table" w:styleId="GridTable7Colorful-Accent6">
+  <w:style w:type="table" w:styleId="GridTable7ColourfulAccent6">
     <w:name w:val="Grid Table 7 Colorful Accent 6"/>
     <w:basedOn w:val="TableNormal"/>
     <w:uiPriority w:val="99"/>
@@ -13910,7 +13977,7 @@
       </w:tcPr>
     </w:tblStylePr>
   </w:style>
-  <w:style w:type="table" w:styleId="ListTable6Colorful">
+  <w:style w:type="table" w:styleId="ListTable6Colourful">
     <w:name w:val="List Table 6 Colorful"/>
     <w:basedOn w:val="TableNormal"/>
     <w:uiPriority w:val="99"/>
@@ -13983,7 +14050,7 @@
       </w:rPr>
     </w:tblStylePr>
   </w:style>
-  <w:style w:type="table" w:styleId="ListTable6Colorful-Accent1">
+  <w:style w:type="table" w:styleId="ListTable6ColourfulAccent1">
     <w:name w:val="List Table 6 Colorful Accent 1"/>
     <w:basedOn w:val="TableNormal"/>
     <w:uiPriority w:val="99"/>
@@ -14056,7 +14123,7 @@
       </w:rPr>
     </w:tblStylePr>
   </w:style>
-  <w:style w:type="table" w:styleId="ListTable6Colorful-Accent2">
+  <w:style w:type="table" w:styleId="ListTable6ColourfulAccent2">
     <w:name w:val="List Table 6 Colorful Accent 2"/>
     <w:basedOn w:val="TableNormal"/>
     <w:uiPriority w:val="99"/>
@@ -14129,7 +14196,7 @@
       </w:rPr>
     </w:tblStylePr>
   </w:style>
-  <w:style w:type="table" w:styleId="ListTable6Colorful-Accent3">
+  <w:style w:type="table" w:styleId="ListTable6ColourfulAccent3">
     <w:name w:val="List Table 6 Colorful Accent 3"/>
     <w:basedOn w:val="TableNormal"/>
     <w:uiPriority w:val="99"/>
@@ -14202,7 +14269,7 @@
       </w:rPr>
     </w:tblStylePr>
   </w:style>
-  <w:style w:type="table" w:styleId="ListTable6Colorful-Accent4">
+  <w:style w:type="table" w:styleId="ListTable6ColourfulAccent4">
     <w:name w:val="List Table 6 Colorful Accent 4"/>
     <w:basedOn w:val="TableNormal"/>
     <w:uiPriority w:val="99"/>
@@ -14275,7 +14342,7 @@
       </w:rPr>
     </w:tblStylePr>
   </w:style>
-  <w:style w:type="table" w:styleId="ListTable6Colorful-Accent5">
+  <w:style w:type="table" w:styleId="ListTable6ColourfulAccent5">
     <w:name w:val="List Table 6 Colorful Accent 5"/>
     <w:basedOn w:val="TableNormal"/>
     <w:uiPriority w:val="99"/>
@@ -14348,7 +14415,7 @@
       </w:rPr>
     </w:tblStylePr>
   </w:style>
-  <w:style w:type="table" w:styleId="ListTable6Colorful-Accent6">
+  <w:style w:type="table" w:styleId="ListTable6ColourfulAccent6">
     <w:name w:val="List Table 6 Colorful Accent 6"/>
     <w:basedOn w:val="TableNormal"/>
     <w:uiPriority w:val="99"/>
@@ -14421,7 +14488,7 @@
       </w:rPr>
     </w:tblStylePr>
   </w:style>
-  <w:style w:type="table" w:styleId="ListTable7Colorful">
+  <w:style w:type="table" w:styleId="ListTable7Colourful">
     <w:name w:val="List Table 7 Colorful"/>
     <w:basedOn w:val="TableNormal"/>
     <w:uiPriority w:val="99"/>
@@ -14532,7 +14599,7 @@
       </w:rPr>
     </w:tblStylePr>
   </w:style>
-  <w:style w:type="table" w:styleId="ListTable7Colorful-Accent1">
+  <w:style w:type="table" w:styleId="ListTable7ColourfulAccent1">
     <w:name w:val="List Table 7 Colorful Accent 1"/>
     <w:basedOn w:val="TableNormal"/>
     <w:uiPriority w:val="99"/>
@@ -14643,7 +14710,7 @@
       </w:rPr>
     </w:tblStylePr>
   </w:style>
-  <w:style w:type="table" w:styleId="ListTable7Colorful-Accent2">
+  <w:style w:type="table" w:styleId="ListTable7ColourfulAccent2">
     <w:name w:val="List Table 7 Colorful Accent 2"/>
     <w:basedOn w:val="TableNormal"/>
     <w:uiPriority w:val="99"/>
@@ -14754,7 +14821,7 @@
       </w:rPr>
     </w:tblStylePr>
   </w:style>
-  <w:style w:type="table" w:styleId="ListTable7Colorful-Accent3">
+  <w:style w:type="table" w:styleId="ListTable7ColourfulAccent3">
     <w:name w:val="List Table 7 Colorful Accent 3"/>
     <w:basedOn w:val="TableNormal"/>
     <w:uiPriority w:val="99"/>
@@ -14865,7 +14932,7 @@
       </w:rPr>
     </w:tblStylePr>
   </w:style>
-  <w:style w:type="table" w:styleId="ListTable7Colorful-Accent4">
+  <w:style w:type="table" w:styleId="ListTable7ColourfulAccent4">
     <w:name w:val="List Table 7 Colorful Accent 4"/>
     <w:basedOn w:val="TableNormal"/>
     <w:uiPriority w:val="99"/>
@@ -14976,7 +15043,7 @@
       </w:rPr>
     </w:tblStylePr>
   </w:style>
-  <w:style w:type="table" w:styleId="ListTable7Colorful-Accent5">
+  <w:style w:type="table" w:styleId="ListTable7ColourfulAccent5">
     <w:name w:val="List Table 7 Colorful Accent 5"/>
     <w:basedOn w:val="TableNormal"/>
     <w:uiPriority w:val="99"/>
@@ -15087,7 +15154,7 @@
       </w:rPr>
     </w:tblStylePr>
   </w:style>
-  <w:style w:type="table" w:styleId="ListTable7Colorful-Accent6">
+  <w:style w:type="table" w:styleId="ListTable7ColourfulAccent6">
     <w:name w:val="List Table 7 Colorful Accent 6"/>
     <w:basedOn w:val="TableNormal"/>
     <w:uiPriority w:val="99"/>
